--- a/Tugas Logika Fuzzy (2).docx
+++ b/Tugas Logika Fuzzy (2).docx
@@ -5052,59 +5052,32 @@
       <w:r>
         <w:rPr>
           <w:rFonts w:ascii="Cambria" w:hAnsi="Cambria"/>
-        </w:rPr>
-        <w:lastRenderedPageBreak/>
-        <w:t xml:space="preserve"> </w:t>
-      </w:r>
-      <w:r>
-        <w:rPr>
-          <w:rFonts w:ascii="Cambria" w:hAnsi="Cambria"/>
-          <w:b/>
-          <w:bCs/>
-        </w:rPr>
-        <w:t>GRAFIK</w:t>
-      </w:r>
-    </w:p>
-    <w:p>
-      <w:pPr>
-        <w:pStyle w:val="ListParagraph"/>
-        <w:spacing w:line="360" w:lineRule="auto"/>
-        <w:ind w:left="450"/>
-        <w:jc w:val="both"/>
-        <w:rPr>
-          <w:rFonts w:ascii="Cambria" w:hAnsi="Cambria"/>
-          <w:b/>
-          <w:bCs/>
-        </w:rPr>
-      </w:pPr>
-      <w:r>
-        <w:rPr>
-          <w:rFonts w:ascii="Cambria" w:hAnsi="Cambria"/>
           <w:b/>
           <w:bCs/>
           <w:noProof/>
         </w:rPr>
+        <w:lastRenderedPageBreak/>
         <w:drawing>
-          <wp:anchor distT="0" distB="0" distL="114300" distR="114300" simplePos="0" relativeHeight="251659264" behindDoc="1" locked="0" layoutInCell="1" allowOverlap="1" wp14:anchorId="0EF276CB" wp14:editId="2FE4FEE3">
+          <wp:anchor distT="0" distB="0" distL="114300" distR="114300" simplePos="0" relativeHeight="251659264" behindDoc="1" locked="0" layoutInCell="1" allowOverlap="1" wp14:anchorId="5CE6D401" wp14:editId="5D2A7964">
             <wp:simplePos x="0" y="0"/>
             <wp:positionH relativeFrom="column">
-              <wp:posOffset>330200</wp:posOffset>
+              <wp:posOffset>353028</wp:posOffset>
             </wp:positionH>
             <wp:positionV relativeFrom="paragraph">
-              <wp:posOffset>3810</wp:posOffset>
+              <wp:posOffset>309752</wp:posOffset>
             </wp:positionV>
-            <wp:extent cx="4483100" cy="3034665"/>
+            <wp:extent cx="5943600" cy="2820035"/>
             <wp:effectExtent l="0" t="0" r="0" b="0"/>
             <wp:wrapTight wrapText="bothSides">
               <wp:wrapPolygon edited="0">
                 <wp:start x="0" y="0"/>
-                <wp:lineTo x="0" y="21424"/>
-                <wp:lineTo x="21478" y="21424"/>
-                <wp:lineTo x="21478" y="0"/>
+                <wp:lineTo x="0" y="21449"/>
+                <wp:lineTo x="21531" y="21449"/>
+                <wp:lineTo x="21531" y="0"/>
                 <wp:lineTo x="0" y="0"/>
               </wp:wrapPolygon>
             </wp:wrapTight>
-            <wp:docPr id="820945281" name="Picture 1"/>
+            <wp:docPr id="1354550193" name="Picture 2"/>
             <wp:cNvGraphicFramePr>
               <a:graphicFrameLocks xmlns:a="http://schemas.openxmlformats.org/drawingml/2006/main" noChangeAspect="1"/>
             </wp:cNvGraphicFramePr>
@@ -5112,7 +5085,7 @@
               <a:graphicData uri="http://schemas.openxmlformats.org/drawingml/2006/picture">
                 <pic:pic xmlns:pic="http://schemas.openxmlformats.org/drawingml/2006/picture">
                   <pic:nvPicPr>
-                    <pic:cNvPr id="820945281" name="Picture 820945281"/>
+                    <pic:cNvPr id="1354550193" name="Picture 1354550193"/>
                     <pic:cNvPicPr/>
                   </pic:nvPicPr>
                   <pic:blipFill>
@@ -5124,7 +5097,7 @@
                   <pic:spPr>
                     <a:xfrm>
                       <a:off x="0" y="0"/>
-                      <a:ext cx="4483100" cy="3034665"/>
+                      <a:ext cx="5943600" cy="2820035"/>
                     </a:xfrm>
                     <a:prstGeom prst="rect">
                       <a:avLst/>
@@ -5133,23 +5106,35 @@
                 </pic:pic>
               </a:graphicData>
             </a:graphic>
-            <wp14:sizeRelH relativeFrom="margin">
-              <wp14:pctWidth>0</wp14:pctWidth>
-            </wp14:sizeRelH>
-            <wp14:sizeRelV relativeFrom="margin">
-              <wp14:pctHeight>0</wp14:pctHeight>
-            </wp14:sizeRelV>
           </wp:anchor>
         </w:drawing>
       </w:r>
       <w:r>
         <w:rPr>
           <w:rFonts w:ascii="Cambria" w:hAnsi="Cambria"/>
+        </w:rPr>
+        <w:t xml:space="preserve"> </w:t>
+      </w:r>
+      <w:r>
+        <w:rPr>
+          <w:rFonts w:ascii="Cambria" w:hAnsi="Cambria"/>
           <w:b/>
           <w:bCs/>
         </w:rPr>
-        <w:t xml:space="preserve">  </w:t>
-      </w:r>
+        <w:t>GRAFIK</w:t>
+      </w:r>
+    </w:p>
+    <w:p>
+      <w:pPr>
+        <w:pStyle w:val="ListParagraph"/>
+        <w:spacing w:line="360" w:lineRule="auto"/>
+        <w:jc w:val="both"/>
+        <w:rPr>
+          <w:rFonts w:ascii="Cambria" w:hAnsi="Cambria"/>
+          <w:b/>
+          <w:bCs/>
+        </w:rPr>
+      </w:pPr>
     </w:p>
     <w:p>
       <w:pPr>
@@ -5159,6 +5144,8 @@
         <w:jc w:val="both"/>
         <w:rPr>
           <w:rFonts w:ascii="Cambria" w:hAnsi="Cambria"/>
+          <w:b/>
+          <w:bCs/>
         </w:rPr>
       </w:pPr>
     </w:p>
@@ -5238,70 +5225,6 @@
           <w:b/>
         </w:rPr>
       </w:pPr>
-      <w:r>
-        <w:rPr>
-          <w:rFonts w:ascii="Cambria" w:hAnsi="Cambria"/>
-          <w:b/>
-          <w:noProof/>
-        </w:rPr>
-        <w:drawing>
-          <wp:anchor distT="0" distB="0" distL="114300" distR="114300" simplePos="0" relativeHeight="251660288" behindDoc="1" locked="0" layoutInCell="1" allowOverlap="1" wp14:anchorId="260264D2" wp14:editId="6F6437CA">
-            <wp:simplePos x="0" y="0"/>
-            <wp:positionH relativeFrom="column">
-              <wp:posOffset>337185</wp:posOffset>
-            </wp:positionH>
-            <wp:positionV relativeFrom="paragraph">
-              <wp:posOffset>110490</wp:posOffset>
-            </wp:positionV>
-            <wp:extent cx="4507865" cy="3242310"/>
-            <wp:effectExtent l="0" t="0" r="6985" b="0"/>
-            <wp:wrapTight wrapText="bothSides">
-              <wp:wrapPolygon edited="0">
-                <wp:start x="0" y="0"/>
-                <wp:lineTo x="0" y="21448"/>
-                <wp:lineTo x="21542" y="21448"/>
-                <wp:lineTo x="21542" y="0"/>
-                <wp:lineTo x="0" y="0"/>
-              </wp:wrapPolygon>
-            </wp:wrapTight>
-            <wp:docPr id="796068251" name="Picture 2"/>
-            <wp:cNvGraphicFramePr>
-              <a:graphicFrameLocks xmlns:a="http://schemas.openxmlformats.org/drawingml/2006/main" noChangeAspect="1"/>
-            </wp:cNvGraphicFramePr>
-            <a:graphic xmlns:a="http://schemas.openxmlformats.org/drawingml/2006/main">
-              <a:graphicData uri="http://schemas.openxmlformats.org/drawingml/2006/picture">
-                <pic:pic xmlns:pic="http://schemas.openxmlformats.org/drawingml/2006/picture">
-                  <pic:nvPicPr>
-                    <pic:cNvPr id="796068251" name="Picture 796068251"/>
-                    <pic:cNvPicPr/>
-                  </pic:nvPicPr>
-                  <pic:blipFill>
-                    <a:blip r:embed="rId11"/>
-                    <a:stretch>
-                      <a:fillRect/>
-                    </a:stretch>
-                  </pic:blipFill>
-                  <pic:spPr>
-                    <a:xfrm>
-                      <a:off x="0" y="0"/>
-                      <a:ext cx="4507865" cy="3242310"/>
-                    </a:xfrm>
-                    <a:prstGeom prst="rect">
-                      <a:avLst/>
-                    </a:prstGeom>
-                  </pic:spPr>
-                </pic:pic>
-              </a:graphicData>
-            </a:graphic>
-            <wp14:sizeRelH relativeFrom="margin">
-              <wp14:pctWidth>0</wp14:pctWidth>
-            </wp14:sizeRelH>
-            <wp14:sizeRelV relativeFrom="margin">
-              <wp14:pctHeight>0</wp14:pctHeight>
-            </wp14:sizeRelV>
-          </wp:anchor>
-        </w:drawing>
-      </w:r>
     </w:p>
     <w:p>
       <w:pPr>
@@ -5339,7 +5262,6 @@
     <w:p>
       <w:pPr>
         <w:spacing w:line="360" w:lineRule="auto"/>
-        <w:ind w:left="4410"/>
         <w:jc w:val="both"/>
         <w:rPr>
           <w:rFonts w:ascii="Cambria" w:hAnsi="Cambria"/>
@@ -5350,822 +5272,6 @@
     <w:p>
       <w:pPr>
         <w:spacing w:line="360" w:lineRule="auto"/>
-        <w:ind w:left="4410"/>
-        <w:jc w:val="both"/>
-        <w:rPr>
-          <w:rFonts w:ascii="Cambria" w:hAnsi="Cambria"/>
-          <w:b/>
-        </w:rPr>
-      </w:pPr>
-    </w:p>
-    <w:p>
-      <w:pPr>
-        <w:spacing w:line="360" w:lineRule="auto"/>
-        <w:ind w:left="4410"/>
-        <w:jc w:val="both"/>
-        <w:rPr>
-          <w:rFonts w:ascii="Cambria" w:hAnsi="Cambria"/>
-          <w:b/>
-        </w:rPr>
-      </w:pPr>
-    </w:p>
-    <w:p>
-      <w:pPr>
-        <w:spacing w:line="360" w:lineRule="auto"/>
-        <w:ind w:left="4410"/>
-        <w:jc w:val="both"/>
-        <w:rPr>
-          <w:rFonts w:ascii="Cambria" w:hAnsi="Cambria"/>
-          <w:b/>
-        </w:rPr>
-      </w:pPr>
-    </w:p>
-    <w:p>
-      <w:pPr>
-        <w:spacing w:line="360" w:lineRule="auto"/>
-        <w:ind w:left="4410"/>
-        <w:jc w:val="both"/>
-        <w:rPr>
-          <w:rFonts w:ascii="Cambria" w:hAnsi="Cambria"/>
-          <w:b/>
-        </w:rPr>
-      </w:pPr>
-    </w:p>
-    <w:p>
-      <w:pPr>
-        <w:spacing w:line="360" w:lineRule="auto"/>
-        <w:ind w:left="4410"/>
-        <w:jc w:val="both"/>
-        <w:rPr>
-          <w:rFonts w:ascii="Cambria" w:hAnsi="Cambria"/>
-          <w:b/>
-        </w:rPr>
-      </w:pPr>
-    </w:p>
-    <w:p>
-      <w:pPr>
-        <w:spacing w:line="360" w:lineRule="auto"/>
-        <w:ind w:left="4410"/>
-        <w:jc w:val="both"/>
-        <w:rPr>
-          <w:rFonts w:ascii="Cambria" w:hAnsi="Cambria"/>
-          <w:b/>
-        </w:rPr>
-      </w:pPr>
-    </w:p>
-    <w:p>
-      <w:pPr>
-        <w:spacing w:line="360" w:lineRule="auto"/>
-        <w:ind w:left="4410"/>
-        <w:jc w:val="both"/>
-        <w:rPr>
-          <w:rFonts w:ascii="Cambria" w:hAnsi="Cambria"/>
-          <w:b/>
-        </w:rPr>
-      </w:pPr>
-    </w:p>
-    <w:p>
-      <w:pPr>
-        <w:spacing w:line="360" w:lineRule="auto"/>
-        <w:ind w:left="4410"/>
-        <w:jc w:val="both"/>
-        <w:rPr>
-          <w:rFonts w:ascii="Cambria" w:hAnsi="Cambria"/>
-          <w:b/>
-        </w:rPr>
-      </w:pPr>
-    </w:p>
-    <w:p>
-      <w:pPr>
-        <w:spacing w:line="360" w:lineRule="auto"/>
-        <w:ind w:left="4410"/>
-        <w:rPr>
-          <w:rFonts w:ascii="Cambria" w:hAnsi="Cambria"/>
-          <w:b/>
-        </w:rPr>
-      </w:pPr>
-      <w:r>
-        <w:rPr>
-          <w:rFonts w:ascii="Cambria" w:hAnsi="Cambria"/>
-          <w:b/>
-          <w:noProof/>
-        </w:rPr>
-        <w:lastRenderedPageBreak/>
-        <w:drawing>
-          <wp:anchor distT="0" distB="0" distL="114300" distR="114300" simplePos="0" relativeHeight="251661312" behindDoc="1" locked="0" layoutInCell="1" allowOverlap="1" wp14:anchorId="4A1945A3" wp14:editId="2D28903F">
-            <wp:simplePos x="0" y="0"/>
-            <wp:positionH relativeFrom="column">
-              <wp:posOffset>224790</wp:posOffset>
-            </wp:positionH>
-            <wp:positionV relativeFrom="paragraph">
-              <wp:posOffset>6985</wp:posOffset>
-            </wp:positionV>
-            <wp:extent cx="4768850" cy="3260725"/>
-            <wp:effectExtent l="0" t="0" r="0" b="0"/>
-            <wp:wrapTight wrapText="bothSides">
-              <wp:wrapPolygon edited="0">
-                <wp:start x="0" y="0"/>
-                <wp:lineTo x="0" y="21453"/>
-                <wp:lineTo x="21485" y="21453"/>
-                <wp:lineTo x="21485" y="0"/>
-                <wp:lineTo x="0" y="0"/>
-              </wp:wrapPolygon>
-            </wp:wrapTight>
-            <wp:docPr id="1236161622" name="Picture 3"/>
-            <wp:cNvGraphicFramePr>
-              <a:graphicFrameLocks xmlns:a="http://schemas.openxmlformats.org/drawingml/2006/main" noChangeAspect="1"/>
-            </wp:cNvGraphicFramePr>
-            <a:graphic xmlns:a="http://schemas.openxmlformats.org/drawingml/2006/main">
-              <a:graphicData uri="http://schemas.openxmlformats.org/drawingml/2006/picture">
-                <pic:pic xmlns:pic="http://schemas.openxmlformats.org/drawingml/2006/picture">
-                  <pic:nvPicPr>
-                    <pic:cNvPr id="1236161622" name="Picture 1236161622"/>
-                    <pic:cNvPicPr/>
-                  </pic:nvPicPr>
-                  <pic:blipFill>
-                    <a:blip r:embed="rId12"/>
-                    <a:stretch>
-                      <a:fillRect/>
-                    </a:stretch>
-                  </pic:blipFill>
-                  <pic:spPr>
-                    <a:xfrm>
-                      <a:off x="0" y="0"/>
-                      <a:ext cx="4768850" cy="3260725"/>
-                    </a:xfrm>
-                    <a:prstGeom prst="rect">
-                      <a:avLst/>
-                    </a:prstGeom>
-                  </pic:spPr>
-                </pic:pic>
-              </a:graphicData>
-            </a:graphic>
-            <wp14:sizeRelH relativeFrom="margin">
-              <wp14:pctWidth>0</wp14:pctWidth>
-            </wp14:sizeRelH>
-            <wp14:sizeRelV relativeFrom="margin">
-              <wp14:pctHeight>0</wp14:pctHeight>
-            </wp14:sizeRelV>
-          </wp:anchor>
-        </w:drawing>
-      </w:r>
-    </w:p>
-    <w:p>
-      <w:pPr>
-        <w:spacing w:line="360" w:lineRule="auto"/>
-        <w:ind w:left="4410"/>
-        <w:jc w:val="both"/>
-        <w:rPr>
-          <w:rFonts w:ascii="Cambria" w:hAnsi="Cambria"/>
-          <w:b/>
-        </w:rPr>
-      </w:pPr>
-    </w:p>
-    <w:p>
-      <w:pPr>
-        <w:spacing w:line="360" w:lineRule="auto"/>
-        <w:ind w:left="4410"/>
-        <w:jc w:val="both"/>
-        <w:rPr>
-          <w:rFonts w:ascii="Cambria" w:hAnsi="Cambria"/>
-          <w:b/>
-        </w:rPr>
-      </w:pPr>
-    </w:p>
-    <w:p>
-      <w:pPr>
-        <w:spacing w:line="360" w:lineRule="auto"/>
-        <w:ind w:left="4410"/>
-        <w:jc w:val="both"/>
-        <w:rPr>
-          <w:rFonts w:ascii="Cambria" w:hAnsi="Cambria"/>
-          <w:b/>
-        </w:rPr>
-      </w:pPr>
-    </w:p>
-    <w:p>
-      <w:pPr>
-        <w:spacing w:line="360" w:lineRule="auto"/>
-        <w:ind w:left="4410"/>
-        <w:jc w:val="both"/>
-        <w:rPr>
-          <w:rFonts w:ascii="Cambria" w:hAnsi="Cambria"/>
-          <w:b/>
-        </w:rPr>
-      </w:pPr>
-    </w:p>
-    <w:p>
-      <w:pPr>
-        <w:spacing w:line="360" w:lineRule="auto"/>
-        <w:ind w:left="4410"/>
-        <w:jc w:val="both"/>
-        <w:rPr>
-          <w:rFonts w:ascii="Cambria" w:hAnsi="Cambria"/>
-          <w:b/>
-        </w:rPr>
-      </w:pPr>
-    </w:p>
-    <w:p>
-      <w:pPr>
-        <w:spacing w:line="360" w:lineRule="auto"/>
-        <w:ind w:left="4410"/>
-        <w:jc w:val="both"/>
-        <w:rPr>
-          <w:rFonts w:ascii="Cambria" w:hAnsi="Cambria"/>
-          <w:b/>
-        </w:rPr>
-      </w:pPr>
-    </w:p>
-    <w:p>
-      <w:pPr>
-        <w:spacing w:line="360" w:lineRule="auto"/>
-        <w:ind w:left="4410"/>
-        <w:jc w:val="both"/>
-        <w:rPr>
-          <w:rFonts w:ascii="Cambria" w:hAnsi="Cambria"/>
-          <w:b/>
-        </w:rPr>
-      </w:pPr>
-    </w:p>
-    <w:p>
-      <w:pPr>
-        <w:spacing w:line="360" w:lineRule="auto"/>
-        <w:ind w:left="4410"/>
-        <w:jc w:val="both"/>
-        <w:rPr>
-          <w:rFonts w:ascii="Cambria" w:hAnsi="Cambria"/>
-          <w:b/>
-        </w:rPr>
-      </w:pPr>
-      <w:r>
-        <w:rPr>
-          <w:rFonts w:ascii="Cambria" w:hAnsi="Cambria"/>
-          <w:b/>
-          <w:noProof/>
-        </w:rPr>
-        <w:drawing>
-          <wp:anchor distT="0" distB="0" distL="114300" distR="114300" simplePos="0" relativeHeight="251662336" behindDoc="1" locked="0" layoutInCell="1" allowOverlap="1" wp14:anchorId="77C90854" wp14:editId="063676E5">
-            <wp:simplePos x="0" y="0"/>
-            <wp:positionH relativeFrom="page">
-              <wp:posOffset>1160145</wp:posOffset>
-            </wp:positionH>
-            <wp:positionV relativeFrom="paragraph">
-              <wp:posOffset>279400</wp:posOffset>
-            </wp:positionV>
-            <wp:extent cx="4775835" cy="3902710"/>
-            <wp:effectExtent l="0" t="0" r="5715" b="2540"/>
-            <wp:wrapTight wrapText="bothSides">
-              <wp:wrapPolygon edited="0">
-                <wp:start x="0" y="0"/>
-                <wp:lineTo x="0" y="21509"/>
-                <wp:lineTo x="21540" y="21509"/>
-                <wp:lineTo x="21540" y="0"/>
-                <wp:lineTo x="0" y="0"/>
-              </wp:wrapPolygon>
-            </wp:wrapTight>
-            <wp:docPr id="1246097712" name="Picture 4"/>
-            <wp:cNvGraphicFramePr>
-              <a:graphicFrameLocks xmlns:a="http://schemas.openxmlformats.org/drawingml/2006/main" noChangeAspect="1"/>
-            </wp:cNvGraphicFramePr>
-            <a:graphic xmlns:a="http://schemas.openxmlformats.org/drawingml/2006/main">
-              <a:graphicData uri="http://schemas.openxmlformats.org/drawingml/2006/picture">
-                <pic:pic xmlns:pic="http://schemas.openxmlformats.org/drawingml/2006/picture">
-                  <pic:nvPicPr>
-                    <pic:cNvPr id="1246097712" name="Picture 1246097712"/>
-                    <pic:cNvPicPr/>
-                  </pic:nvPicPr>
-                  <pic:blipFill>
-                    <a:blip r:embed="rId13"/>
-                    <a:stretch>
-                      <a:fillRect/>
-                    </a:stretch>
-                  </pic:blipFill>
-                  <pic:spPr>
-                    <a:xfrm>
-                      <a:off x="0" y="0"/>
-                      <a:ext cx="4775835" cy="3902710"/>
-                    </a:xfrm>
-                    <a:prstGeom prst="rect">
-                      <a:avLst/>
-                    </a:prstGeom>
-                  </pic:spPr>
-                </pic:pic>
-              </a:graphicData>
-            </a:graphic>
-            <wp14:sizeRelH relativeFrom="margin">
-              <wp14:pctWidth>0</wp14:pctWidth>
-            </wp14:sizeRelH>
-          </wp:anchor>
-        </w:drawing>
-      </w:r>
-    </w:p>
-    <w:p>
-      <w:pPr>
-        <w:spacing w:line="360" w:lineRule="auto"/>
-        <w:ind w:left="4410"/>
-        <w:jc w:val="both"/>
-        <w:rPr>
-          <w:rFonts w:ascii="Cambria" w:hAnsi="Cambria"/>
-          <w:b/>
-        </w:rPr>
-      </w:pPr>
-    </w:p>
-    <w:p>
-      <w:pPr>
-        <w:spacing w:line="360" w:lineRule="auto"/>
-        <w:ind w:left="4410"/>
-        <w:jc w:val="both"/>
-        <w:rPr>
-          <w:rFonts w:ascii="Cambria" w:hAnsi="Cambria"/>
-          <w:b/>
-        </w:rPr>
-      </w:pPr>
-    </w:p>
-    <w:p>
-      <w:pPr>
-        <w:spacing w:line="360" w:lineRule="auto"/>
-        <w:ind w:left="4410"/>
-        <w:jc w:val="both"/>
-        <w:rPr>
-          <w:rFonts w:ascii="Cambria" w:hAnsi="Cambria"/>
-          <w:b/>
-        </w:rPr>
-      </w:pPr>
-    </w:p>
-    <w:p>
-      <w:pPr>
-        <w:spacing w:line="360" w:lineRule="auto"/>
-        <w:ind w:left="4410"/>
-        <w:jc w:val="both"/>
-        <w:rPr>
-          <w:rFonts w:ascii="Cambria" w:hAnsi="Cambria"/>
-          <w:b/>
-        </w:rPr>
-      </w:pPr>
-    </w:p>
-    <w:p>
-      <w:pPr>
-        <w:spacing w:line="360" w:lineRule="auto"/>
-        <w:ind w:left="4410"/>
-        <w:jc w:val="both"/>
-        <w:rPr>
-          <w:rFonts w:ascii="Cambria" w:hAnsi="Cambria"/>
-          <w:b/>
-        </w:rPr>
-      </w:pPr>
-    </w:p>
-    <w:p>
-      <w:pPr>
-        <w:spacing w:line="360" w:lineRule="auto"/>
-        <w:ind w:left="4410"/>
-        <w:jc w:val="both"/>
-        <w:rPr>
-          <w:rFonts w:ascii="Cambria" w:hAnsi="Cambria"/>
-          <w:b/>
-        </w:rPr>
-      </w:pPr>
-    </w:p>
-    <w:p>
-      <w:pPr>
-        <w:spacing w:line="360" w:lineRule="auto"/>
-        <w:ind w:left="4410"/>
-        <w:jc w:val="both"/>
-        <w:rPr>
-          <w:rFonts w:ascii="Cambria" w:hAnsi="Cambria"/>
-          <w:b/>
-        </w:rPr>
-      </w:pPr>
-    </w:p>
-    <w:p>
-      <w:pPr>
-        <w:spacing w:line="360" w:lineRule="auto"/>
-        <w:ind w:left="4410"/>
-        <w:jc w:val="both"/>
-        <w:rPr>
-          <w:rFonts w:ascii="Cambria" w:hAnsi="Cambria"/>
-          <w:b/>
-        </w:rPr>
-      </w:pPr>
-    </w:p>
-    <w:p>
-      <w:pPr>
-        <w:spacing w:line="360" w:lineRule="auto"/>
-        <w:ind w:left="4410"/>
-        <w:jc w:val="both"/>
-        <w:rPr>
-          <w:rFonts w:ascii="Cambria" w:hAnsi="Cambria"/>
-          <w:b/>
-        </w:rPr>
-      </w:pPr>
-    </w:p>
-    <w:p>
-      <w:pPr>
-        <w:spacing w:line="360" w:lineRule="auto"/>
-        <w:ind w:left="4410"/>
-        <w:jc w:val="both"/>
-        <w:rPr>
-          <w:rFonts w:ascii="Cambria" w:hAnsi="Cambria"/>
-          <w:b/>
-        </w:rPr>
-      </w:pPr>
-    </w:p>
-    <w:p>
-      <w:pPr>
-        <w:spacing w:line="360" w:lineRule="auto"/>
-        <w:ind w:left="4410"/>
-        <w:jc w:val="both"/>
-        <w:rPr>
-          <w:rFonts w:ascii="Cambria" w:hAnsi="Cambria"/>
-          <w:b/>
-        </w:rPr>
-      </w:pPr>
-    </w:p>
-    <w:p>
-      <w:pPr>
-        <w:spacing w:line="360" w:lineRule="auto"/>
-        <w:ind w:left="4410"/>
-        <w:jc w:val="both"/>
-        <w:rPr>
-          <w:rFonts w:ascii="Cambria" w:hAnsi="Cambria"/>
-          <w:b/>
-        </w:rPr>
-      </w:pPr>
-    </w:p>
-    <w:p>
-      <w:pPr>
-        <w:spacing w:line="360" w:lineRule="auto"/>
-        <w:ind w:left="4410"/>
-        <w:jc w:val="both"/>
-        <w:rPr>
-          <w:rFonts w:ascii="Cambria" w:hAnsi="Cambria"/>
-          <w:b/>
-        </w:rPr>
-      </w:pPr>
-    </w:p>
-    <w:p>
-      <w:pPr>
-        <w:spacing w:line="360" w:lineRule="auto"/>
-        <w:ind w:left="4410"/>
-        <w:jc w:val="both"/>
-        <w:rPr>
-          <w:rFonts w:ascii="Cambria" w:hAnsi="Cambria"/>
-          <w:b/>
-        </w:rPr>
-      </w:pPr>
-      <w:r>
-        <w:rPr>
-          <w:rFonts w:ascii="Cambria" w:hAnsi="Cambria"/>
-          <w:b/>
-          <w:noProof/>
-        </w:rPr>
-        <w:lastRenderedPageBreak/>
-        <w:drawing>
-          <wp:anchor distT="0" distB="0" distL="114300" distR="114300" simplePos="0" relativeHeight="251663360" behindDoc="1" locked="0" layoutInCell="1" allowOverlap="1" wp14:anchorId="46107A61" wp14:editId="484A2E80">
-            <wp:simplePos x="0" y="0"/>
-            <wp:positionH relativeFrom="column">
-              <wp:posOffset>175260</wp:posOffset>
-            </wp:positionH>
-            <wp:positionV relativeFrom="paragraph">
-              <wp:posOffset>0</wp:posOffset>
-            </wp:positionV>
-            <wp:extent cx="4930140" cy="3994785"/>
-            <wp:effectExtent l="0" t="0" r="3810" b="5715"/>
-            <wp:wrapTight wrapText="bothSides">
-              <wp:wrapPolygon edited="0">
-                <wp:start x="0" y="0"/>
-                <wp:lineTo x="0" y="21528"/>
-                <wp:lineTo x="21533" y="21528"/>
-                <wp:lineTo x="21533" y="0"/>
-                <wp:lineTo x="0" y="0"/>
-              </wp:wrapPolygon>
-            </wp:wrapTight>
-            <wp:docPr id="1956882608" name="Picture 5"/>
-            <wp:cNvGraphicFramePr>
-              <a:graphicFrameLocks xmlns:a="http://schemas.openxmlformats.org/drawingml/2006/main" noChangeAspect="1"/>
-            </wp:cNvGraphicFramePr>
-            <a:graphic xmlns:a="http://schemas.openxmlformats.org/drawingml/2006/main">
-              <a:graphicData uri="http://schemas.openxmlformats.org/drawingml/2006/picture">
-                <pic:pic xmlns:pic="http://schemas.openxmlformats.org/drawingml/2006/picture">
-                  <pic:nvPicPr>
-                    <pic:cNvPr id="1956882608" name="Picture 1956882608"/>
-                    <pic:cNvPicPr/>
-                  </pic:nvPicPr>
-                  <pic:blipFill>
-                    <a:blip r:embed="rId14"/>
-                    <a:stretch>
-                      <a:fillRect/>
-                    </a:stretch>
-                  </pic:blipFill>
-                  <pic:spPr>
-                    <a:xfrm>
-                      <a:off x="0" y="0"/>
-                      <a:ext cx="4930140" cy="3994785"/>
-                    </a:xfrm>
-                    <a:prstGeom prst="rect">
-                      <a:avLst/>
-                    </a:prstGeom>
-                  </pic:spPr>
-                </pic:pic>
-              </a:graphicData>
-            </a:graphic>
-            <wp14:sizeRelH relativeFrom="margin">
-              <wp14:pctWidth>0</wp14:pctWidth>
-            </wp14:sizeRelH>
-            <wp14:sizeRelV relativeFrom="margin">
-              <wp14:pctHeight>0</wp14:pctHeight>
-            </wp14:sizeRelV>
-          </wp:anchor>
-        </w:drawing>
-      </w:r>
-    </w:p>
-    <w:p>
-      <w:pPr>
-        <w:spacing w:line="360" w:lineRule="auto"/>
-        <w:ind w:left="4410"/>
-        <w:jc w:val="both"/>
-        <w:rPr>
-          <w:rFonts w:ascii="Cambria" w:hAnsi="Cambria"/>
-          <w:b/>
-        </w:rPr>
-      </w:pPr>
-    </w:p>
-    <w:p>
-      <w:pPr>
-        <w:spacing w:line="360" w:lineRule="auto"/>
-        <w:ind w:left="4410"/>
-        <w:jc w:val="both"/>
-        <w:rPr>
-          <w:rFonts w:ascii="Cambria" w:hAnsi="Cambria"/>
-          <w:b/>
-        </w:rPr>
-      </w:pPr>
-    </w:p>
-    <w:p>
-      <w:pPr>
-        <w:spacing w:line="360" w:lineRule="auto"/>
-        <w:ind w:left="4410"/>
-        <w:jc w:val="both"/>
-        <w:rPr>
-          <w:rFonts w:ascii="Cambria" w:hAnsi="Cambria"/>
-          <w:b/>
-        </w:rPr>
-      </w:pPr>
-    </w:p>
-    <w:p>
-      <w:pPr>
-        <w:spacing w:line="360" w:lineRule="auto"/>
-        <w:ind w:left="4410"/>
-        <w:jc w:val="both"/>
-        <w:rPr>
-          <w:rFonts w:ascii="Cambria" w:hAnsi="Cambria"/>
-          <w:b/>
-        </w:rPr>
-      </w:pPr>
-    </w:p>
-    <w:p>
-      <w:pPr>
-        <w:spacing w:line="360" w:lineRule="auto"/>
-        <w:ind w:left="4410"/>
-        <w:jc w:val="both"/>
-        <w:rPr>
-          <w:rFonts w:ascii="Cambria" w:hAnsi="Cambria"/>
-          <w:b/>
-        </w:rPr>
-      </w:pPr>
-    </w:p>
-    <w:p>
-      <w:pPr>
-        <w:spacing w:line="360" w:lineRule="auto"/>
-        <w:ind w:left="4410"/>
-        <w:jc w:val="both"/>
-        <w:rPr>
-          <w:rFonts w:ascii="Cambria" w:hAnsi="Cambria"/>
-          <w:b/>
-        </w:rPr>
-      </w:pPr>
-    </w:p>
-    <w:p>
-      <w:pPr>
-        <w:spacing w:line="360" w:lineRule="auto"/>
-        <w:ind w:left="4410"/>
-        <w:jc w:val="both"/>
-        <w:rPr>
-          <w:rFonts w:ascii="Cambria" w:hAnsi="Cambria"/>
-          <w:b/>
-        </w:rPr>
-      </w:pPr>
-    </w:p>
-    <w:p>
-      <w:pPr>
-        <w:spacing w:line="360" w:lineRule="auto"/>
-        <w:ind w:left="4410"/>
-        <w:jc w:val="both"/>
-        <w:rPr>
-          <w:rFonts w:ascii="Cambria" w:hAnsi="Cambria"/>
-          <w:b/>
-        </w:rPr>
-      </w:pPr>
-    </w:p>
-    <w:p>
-      <w:pPr>
-        <w:spacing w:line="360" w:lineRule="auto"/>
-        <w:ind w:left="4410"/>
-        <w:jc w:val="both"/>
-        <w:rPr>
-          <w:rFonts w:ascii="Cambria" w:hAnsi="Cambria"/>
-          <w:b/>
-        </w:rPr>
-      </w:pPr>
-    </w:p>
-    <w:p>
-      <w:pPr>
-        <w:spacing w:line="360" w:lineRule="auto"/>
-        <w:ind w:left="4410"/>
-        <w:jc w:val="both"/>
-        <w:rPr>
-          <w:rFonts w:ascii="Cambria" w:hAnsi="Cambria"/>
-          <w:b/>
-        </w:rPr>
-      </w:pPr>
-      <w:r>
-        <w:rPr>
-          <w:rFonts w:ascii="Cambria" w:hAnsi="Cambria"/>
-          <w:b/>
-          <w:noProof/>
-        </w:rPr>
-        <w:drawing>
-          <wp:anchor distT="0" distB="0" distL="114300" distR="114300" simplePos="0" relativeHeight="251664384" behindDoc="1" locked="0" layoutInCell="1" allowOverlap="1" wp14:anchorId="3C0554E5" wp14:editId="7A0DE9E4">
-            <wp:simplePos x="0" y="0"/>
-            <wp:positionH relativeFrom="margin">
-              <wp:posOffset>218001</wp:posOffset>
-            </wp:positionH>
-            <wp:positionV relativeFrom="paragraph">
-              <wp:posOffset>185029</wp:posOffset>
-            </wp:positionV>
-            <wp:extent cx="4794885" cy="3874770"/>
-            <wp:effectExtent l="0" t="0" r="5715" b="0"/>
-            <wp:wrapTight wrapText="bothSides">
-              <wp:wrapPolygon edited="0">
-                <wp:start x="0" y="0"/>
-                <wp:lineTo x="0" y="21451"/>
-                <wp:lineTo x="21540" y="21451"/>
-                <wp:lineTo x="21540" y="0"/>
-                <wp:lineTo x="0" y="0"/>
-              </wp:wrapPolygon>
-            </wp:wrapTight>
-            <wp:docPr id="70010153" name="Picture 6"/>
-            <wp:cNvGraphicFramePr>
-              <a:graphicFrameLocks xmlns:a="http://schemas.openxmlformats.org/drawingml/2006/main" noChangeAspect="1"/>
-            </wp:cNvGraphicFramePr>
-            <a:graphic xmlns:a="http://schemas.openxmlformats.org/drawingml/2006/main">
-              <a:graphicData uri="http://schemas.openxmlformats.org/drawingml/2006/picture">
-                <pic:pic xmlns:pic="http://schemas.openxmlformats.org/drawingml/2006/picture">
-                  <pic:nvPicPr>
-                    <pic:cNvPr id="70010153" name="Picture 70010153"/>
-                    <pic:cNvPicPr/>
-                  </pic:nvPicPr>
-                  <pic:blipFill>
-                    <a:blip r:embed="rId15"/>
-                    <a:stretch>
-                      <a:fillRect/>
-                    </a:stretch>
-                  </pic:blipFill>
-                  <pic:spPr>
-                    <a:xfrm>
-                      <a:off x="0" y="0"/>
-                      <a:ext cx="4794885" cy="3874770"/>
-                    </a:xfrm>
-                    <a:prstGeom prst="rect">
-                      <a:avLst/>
-                    </a:prstGeom>
-                  </pic:spPr>
-                </pic:pic>
-              </a:graphicData>
-            </a:graphic>
-            <wp14:sizeRelH relativeFrom="margin">
-              <wp14:pctWidth>0</wp14:pctWidth>
-            </wp14:sizeRelH>
-            <wp14:sizeRelV relativeFrom="margin">
-              <wp14:pctHeight>0</wp14:pctHeight>
-            </wp14:sizeRelV>
-          </wp:anchor>
-        </w:drawing>
-      </w:r>
-    </w:p>
-    <w:p>
-      <w:pPr>
-        <w:spacing w:line="360" w:lineRule="auto"/>
-        <w:ind w:left="4410"/>
-        <w:jc w:val="both"/>
-        <w:rPr>
-          <w:rFonts w:ascii="Cambria" w:hAnsi="Cambria"/>
-          <w:b/>
-        </w:rPr>
-      </w:pPr>
-    </w:p>
-    <w:p>
-      <w:pPr>
-        <w:spacing w:line="360" w:lineRule="auto"/>
-        <w:ind w:left="4410"/>
-        <w:jc w:val="both"/>
-        <w:rPr>
-          <w:rFonts w:ascii="Cambria" w:hAnsi="Cambria"/>
-          <w:b/>
-        </w:rPr>
-      </w:pPr>
-    </w:p>
-    <w:p>
-      <w:pPr>
-        <w:spacing w:line="360" w:lineRule="auto"/>
-        <w:ind w:left="4410"/>
-        <w:jc w:val="both"/>
-        <w:rPr>
-          <w:rFonts w:ascii="Cambria" w:hAnsi="Cambria"/>
-          <w:b/>
-        </w:rPr>
-      </w:pPr>
-    </w:p>
-    <w:p>
-      <w:pPr>
-        <w:spacing w:line="360" w:lineRule="auto"/>
-        <w:ind w:left="4410"/>
-        <w:jc w:val="both"/>
-        <w:rPr>
-          <w:rFonts w:ascii="Cambria" w:hAnsi="Cambria"/>
-          <w:b/>
-        </w:rPr>
-      </w:pPr>
-    </w:p>
-    <w:p>
-      <w:pPr>
-        <w:spacing w:line="360" w:lineRule="auto"/>
-        <w:ind w:left="4410"/>
-        <w:jc w:val="both"/>
-        <w:rPr>
-          <w:rFonts w:ascii="Cambria" w:hAnsi="Cambria"/>
-          <w:b/>
-        </w:rPr>
-      </w:pPr>
-    </w:p>
-    <w:p>
-      <w:pPr>
-        <w:spacing w:line="360" w:lineRule="auto"/>
-        <w:ind w:left="4410"/>
-        <w:jc w:val="both"/>
-        <w:rPr>
-          <w:rFonts w:ascii="Cambria" w:hAnsi="Cambria"/>
-          <w:b/>
-        </w:rPr>
-      </w:pPr>
-    </w:p>
-    <w:p>
-      <w:pPr>
-        <w:spacing w:line="360" w:lineRule="auto"/>
-        <w:ind w:left="4410"/>
-        <w:jc w:val="both"/>
-        <w:rPr>
-          <w:rFonts w:ascii="Cambria" w:hAnsi="Cambria"/>
-          <w:b/>
-        </w:rPr>
-      </w:pPr>
-    </w:p>
-    <w:p>
-      <w:pPr>
-        <w:spacing w:line="360" w:lineRule="auto"/>
-        <w:ind w:left="4410"/>
-        <w:jc w:val="both"/>
-        <w:rPr>
-          <w:rFonts w:ascii="Cambria" w:hAnsi="Cambria"/>
-          <w:b/>
-        </w:rPr>
-      </w:pPr>
-    </w:p>
-    <w:p>
-      <w:pPr>
-        <w:spacing w:line="360" w:lineRule="auto"/>
-        <w:ind w:left="4410"/>
-        <w:jc w:val="both"/>
-        <w:rPr>
-          <w:rFonts w:ascii="Cambria" w:hAnsi="Cambria"/>
-          <w:b/>
-        </w:rPr>
-      </w:pPr>
-    </w:p>
-    <w:p>
-      <w:pPr>
-        <w:spacing w:line="360" w:lineRule="auto"/>
-        <w:ind w:left="4410"/>
-        <w:jc w:val="both"/>
-        <w:rPr>
-          <w:rFonts w:ascii="Cambria" w:hAnsi="Cambria"/>
-          <w:b/>
-        </w:rPr>
-      </w:pPr>
-    </w:p>
-    <w:p>
-      <w:pPr>
-        <w:spacing w:line="360" w:lineRule="auto"/>
-        <w:ind w:left="4410"/>
         <w:jc w:val="both"/>
         <w:rPr>
           <w:rFonts w:ascii="Cambria" w:hAnsi="Cambria"/>
@@ -6229,7 +5335,7 @@
       </w:r>
     </w:p>
     <w:sectPr>
-      <w:footerReference w:type="default" r:id="rId16"/>
+      <w:footerReference w:type="default" r:id="rId11"/>
       <w:pgSz w:w="12240" w:h="15840"/>
       <w:pgMar w:top="1152" w:right="1440" w:bottom="1152" w:left="1440" w:header="720" w:footer="720" w:gutter="0"/>
       <w:cols w:space="720"/>

--- a/Tugas Logika Fuzzy (2).docx
+++ b/Tugas Logika Fuzzy (2).docx
@@ -4160,6 +4160,110 @@
     </w:p>
     <w:p>
       <w:pPr>
+        <w:rPr>
+          <w:rFonts w:ascii="Cambria" w:hAnsi="Cambria"/>
+          <w:b/>
+        </w:rPr>
+      </w:pPr>
+    </w:p>
+    <w:p>
+      <w:pPr>
+        <w:rPr>
+          <w:rFonts w:ascii="Cambria" w:hAnsi="Cambria"/>
+          <w:b/>
+        </w:rPr>
+      </w:pPr>
+    </w:p>
+    <w:p>
+      <w:pPr>
+        <w:rPr>
+          <w:rFonts w:ascii="Cambria" w:hAnsi="Cambria"/>
+          <w:b/>
+        </w:rPr>
+      </w:pPr>
+    </w:p>
+    <w:p>
+      <w:pPr>
+        <w:rPr>
+          <w:rFonts w:ascii="Cambria" w:hAnsi="Cambria"/>
+          <w:b/>
+        </w:rPr>
+      </w:pPr>
+    </w:p>
+    <w:p>
+      <w:pPr>
+        <w:rPr>
+          <w:rFonts w:ascii="Cambria" w:hAnsi="Cambria"/>
+          <w:b/>
+        </w:rPr>
+      </w:pPr>
+    </w:p>
+    <w:p>
+      <w:pPr>
+        <w:rPr>
+          <w:rFonts w:ascii="Cambria" w:hAnsi="Cambria"/>
+          <w:b/>
+        </w:rPr>
+      </w:pPr>
+    </w:p>
+    <w:p>
+      <w:pPr>
+        <w:rPr>
+          <w:rFonts w:ascii="Cambria" w:hAnsi="Cambria"/>
+          <w:b/>
+        </w:rPr>
+      </w:pPr>
+    </w:p>
+    <w:p>
+      <w:pPr>
+        <w:rPr>
+          <w:rFonts w:ascii="Cambria" w:hAnsi="Cambria"/>
+          <w:b/>
+        </w:rPr>
+      </w:pPr>
+    </w:p>
+    <w:p>
+      <w:pPr>
+        <w:rPr>
+          <w:rFonts w:ascii="Cambria" w:hAnsi="Cambria"/>
+          <w:b/>
+        </w:rPr>
+      </w:pPr>
+    </w:p>
+    <w:p>
+      <w:pPr>
+        <w:rPr>
+          <w:rFonts w:ascii="Cambria" w:hAnsi="Cambria"/>
+          <w:b/>
+        </w:rPr>
+      </w:pPr>
+    </w:p>
+    <w:p>
+      <w:pPr>
+        <w:rPr>
+          <w:rFonts w:ascii="Cambria" w:hAnsi="Cambria"/>
+          <w:b/>
+        </w:rPr>
+      </w:pPr>
+    </w:p>
+    <w:p>
+      <w:pPr>
+        <w:rPr>
+          <w:rFonts w:ascii="Cambria" w:hAnsi="Cambria"/>
+          <w:b/>
+        </w:rPr>
+      </w:pPr>
+    </w:p>
+    <w:p>
+      <w:pPr>
+        <w:rPr>
+          <w:rFonts w:ascii="Cambria" w:hAnsi="Cambria"/>
+          <w:b/>
+        </w:rPr>
+      </w:pPr>
+    </w:p>
+    <w:p>
+      <w:pPr>
         <w:pStyle w:val="ListParagraph"/>
         <w:numPr>
           <w:ilvl w:val="0"/>
@@ -4177,772 +4281,7 @@
           <w:rFonts w:ascii="Cambria" w:hAnsi="Cambria"/>
           <w:b/>
         </w:rPr>
-        <w:t xml:space="preserve"> </w:t>
-      </w:r>
-      <w:r>
-        <w:rPr>
-          <w:rFonts w:ascii="Cambria" w:hAnsi="Cambria"/>
-          <w:b/>
-        </w:rPr>
-        <w:t>TABEL DOMAIN DAN NILAI KEANGGOTAAN</w:t>
-      </w:r>
-    </w:p>
-    <w:tbl>
-      <w:tblPr>
-        <w:tblStyle w:val="TableGrid"/>
-        <w:tblW w:w="0" w:type="auto"/>
-        <w:jc w:val="center"/>
-        <w:tblLook w:val="04A0" w:firstRow="1" w:lastRow="0" w:firstColumn="1" w:lastColumn="0" w:noHBand="0" w:noVBand="1"/>
-      </w:tblPr>
-      <w:tblGrid>
-        <w:gridCol w:w="4756"/>
-        <w:gridCol w:w="900"/>
-        <w:gridCol w:w="900"/>
-        <w:gridCol w:w="810"/>
-        <w:gridCol w:w="810"/>
-      </w:tblGrid>
-      <w:tr>
-        <w:trPr>
-          <w:jc w:val="center"/>
-        </w:trPr>
-        <w:tc>
-          <w:tcPr>
-            <w:tcW w:w="4756" w:type="dxa"/>
-          </w:tcPr>
-          <w:p>
-            <w:pPr>
-              <w:jc w:val="center"/>
-              <w:rPr>
-                <w:rFonts w:ascii="Cambria" w:hAnsi="Cambria"/>
-                <w:b/>
-                <w:bCs/>
-              </w:rPr>
-            </w:pPr>
-            <w:r>
-              <w:rPr>
-                <w:rFonts w:ascii="Cambria" w:hAnsi="Cambria"/>
-                <w:b/>
-                <w:bCs/>
-              </w:rPr>
-              <w:t>Kategori</w:t>
-            </w:r>
-          </w:p>
-        </w:tc>
-        <w:tc>
-          <w:tcPr>
-            <w:tcW w:w="900" w:type="dxa"/>
-          </w:tcPr>
-          <w:p>
-            <w:pPr>
-              <w:jc w:val="center"/>
-              <w:rPr>
-                <w:rFonts w:ascii="Cambria" w:hAnsi="Cambria"/>
-                <w:b/>
-                <w:bCs/>
-              </w:rPr>
-            </w:pPr>
-            <w:r>
-              <w:rPr>
-                <w:rFonts w:ascii="Cambria" w:hAnsi="Cambria"/>
-                <w:b/>
-                <w:bCs/>
-              </w:rPr>
-              <w:t>a</w:t>
-            </w:r>
-          </w:p>
-        </w:tc>
-        <w:tc>
-          <w:tcPr>
-            <w:tcW w:w="900" w:type="dxa"/>
-          </w:tcPr>
-          <w:p>
-            <w:pPr>
-              <w:jc w:val="center"/>
-              <w:rPr>
-                <w:rFonts w:ascii="Cambria" w:hAnsi="Cambria"/>
-                <w:b/>
-                <w:bCs/>
-              </w:rPr>
-            </w:pPr>
-            <w:r>
-              <w:rPr>
-                <w:rFonts w:ascii="Cambria" w:hAnsi="Cambria"/>
-                <w:b/>
-                <w:bCs/>
-              </w:rPr>
-              <w:t>b</w:t>
-            </w:r>
-          </w:p>
-        </w:tc>
-        <w:tc>
-          <w:tcPr>
-            <w:tcW w:w="810" w:type="dxa"/>
-          </w:tcPr>
-          <w:p>
-            <w:pPr>
-              <w:jc w:val="center"/>
-              <w:rPr>
-                <w:rFonts w:ascii="Cambria" w:hAnsi="Cambria"/>
-                <w:b/>
-                <w:bCs/>
-              </w:rPr>
-            </w:pPr>
-            <w:r>
-              <w:rPr>
-                <w:rFonts w:ascii="Cambria" w:hAnsi="Cambria"/>
-                <w:b/>
-                <w:bCs/>
-              </w:rPr>
-              <w:t>c</w:t>
-            </w:r>
-          </w:p>
-        </w:tc>
-        <w:tc>
-          <w:tcPr>
-            <w:tcW w:w="810" w:type="dxa"/>
-          </w:tcPr>
-          <w:p>
-            <w:pPr>
-              <w:jc w:val="center"/>
-              <w:rPr>
-                <w:rFonts w:ascii="Cambria" w:hAnsi="Cambria"/>
-                <w:b/>
-                <w:bCs/>
-              </w:rPr>
-            </w:pPr>
-            <w:r>
-              <w:rPr>
-                <w:rFonts w:ascii="Cambria" w:hAnsi="Cambria"/>
-                <w:b/>
-                <w:bCs/>
-              </w:rPr>
-              <w:t>d</w:t>
-            </w:r>
-          </w:p>
-        </w:tc>
-      </w:tr>
-      <w:tr>
-        <w:trPr>
-          <w:jc w:val="center"/>
-        </w:trPr>
-        <w:tc>
-          <w:tcPr>
-            <w:tcW w:w="4756" w:type="dxa"/>
-          </w:tcPr>
-          <w:p>
-            <w:pPr>
-              <w:rPr>
-                <w:rFonts w:ascii="Cambria" w:hAnsi="Cambria"/>
-              </w:rPr>
-            </w:pPr>
-            <w:r>
-              <w:rPr>
-                <w:rFonts w:ascii="Cambria" w:hAnsi="Cambria"/>
-              </w:rPr>
-              <w:t>Bayi/Anak Usia Dini</w:t>
-            </w:r>
-          </w:p>
-        </w:tc>
-        <w:tc>
-          <w:tcPr>
-            <w:tcW w:w="900" w:type="dxa"/>
-          </w:tcPr>
-          <w:p>
-            <w:pPr>
-              <w:jc w:val="center"/>
-              <w:rPr>
-                <w:rFonts w:ascii="Cambria" w:hAnsi="Cambria"/>
-              </w:rPr>
-            </w:pPr>
-            <w:r>
-              <w:rPr>
-                <w:rFonts w:ascii="Cambria" w:hAnsi="Cambria"/>
-              </w:rPr>
-              <w:t>0</w:t>
-            </w:r>
-          </w:p>
-        </w:tc>
-        <w:tc>
-          <w:tcPr>
-            <w:tcW w:w="900" w:type="dxa"/>
-          </w:tcPr>
-          <w:p>
-            <w:pPr>
-              <w:jc w:val="center"/>
-              <w:rPr>
-                <w:rFonts w:ascii="Cambria" w:hAnsi="Cambria"/>
-              </w:rPr>
-            </w:pPr>
-            <w:r>
-              <w:rPr>
-                <w:rFonts w:ascii="Cambria" w:hAnsi="Cambria"/>
-              </w:rPr>
-              <w:t>0</w:t>
-            </w:r>
-          </w:p>
-        </w:tc>
-        <w:tc>
-          <w:tcPr>
-            <w:tcW w:w="810" w:type="dxa"/>
-          </w:tcPr>
-          <w:p>
-            <w:pPr>
-              <w:jc w:val="center"/>
-              <w:rPr>
-                <w:rFonts w:ascii="Cambria" w:hAnsi="Cambria"/>
-              </w:rPr>
-            </w:pPr>
-            <w:r>
-              <w:rPr>
-                <w:rFonts w:ascii="Cambria" w:hAnsi="Cambria"/>
-              </w:rPr>
-              <w:t>2,5</w:t>
-            </w:r>
-          </w:p>
-        </w:tc>
-        <w:tc>
-          <w:tcPr>
-            <w:tcW w:w="810" w:type="dxa"/>
-          </w:tcPr>
-          <w:p>
-            <w:pPr>
-              <w:jc w:val="center"/>
-              <w:rPr>
-                <w:rFonts w:ascii="Cambria" w:hAnsi="Cambria"/>
-              </w:rPr>
-            </w:pPr>
-            <w:r>
-              <w:rPr>
-                <w:rFonts w:ascii="Cambria" w:hAnsi="Cambria"/>
-              </w:rPr>
-              <w:t>5</w:t>
-            </w:r>
-          </w:p>
-        </w:tc>
-      </w:tr>
-      <w:tr>
-        <w:trPr>
-          <w:jc w:val="center"/>
-        </w:trPr>
-        <w:tc>
-          <w:tcPr>
-            <w:tcW w:w="4756" w:type="dxa"/>
-          </w:tcPr>
-          <w:p>
-            <w:pPr>
-              <w:rPr>
-                <w:rFonts w:ascii="Cambria" w:hAnsi="Cambria"/>
-              </w:rPr>
-            </w:pPr>
-            <w:r>
-              <w:rPr>
-                <w:rFonts w:ascii="Cambria" w:hAnsi="Cambria"/>
-              </w:rPr>
-              <w:t>Anak-anak</w:t>
-            </w:r>
-          </w:p>
-        </w:tc>
-        <w:tc>
-          <w:tcPr>
-            <w:tcW w:w="900" w:type="dxa"/>
-          </w:tcPr>
-          <w:p>
-            <w:pPr>
-              <w:jc w:val="center"/>
-              <w:rPr>
-                <w:rFonts w:ascii="Cambria" w:hAnsi="Cambria"/>
-              </w:rPr>
-            </w:pPr>
-            <w:r>
-              <w:rPr>
-                <w:rFonts w:ascii="Cambria" w:hAnsi="Cambria"/>
-              </w:rPr>
-              <w:t>-</w:t>
-            </w:r>
-          </w:p>
-        </w:tc>
-        <w:tc>
-          <w:tcPr>
-            <w:tcW w:w="900" w:type="dxa"/>
-          </w:tcPr>
-          <w:p>
-            <w:pPr>
-              <w:jc w:val="center"/>
-              <w:rPr>
-                <w:rFonts w:ascii="Cambria" w:hAnsi="Cambria"/>
-              </w:rPr>
-            </w:pPr>
-            <w:r>
-              <w:rPr>
-                <w:rFonts w:ascii="Cambria" w:hAnsi="Cambria"/>
-              </w:rPr>
-              <w:t>8</w:t>
-            </w:r>
-          </w:p>
-        </w:tc>
-        <w:tc>
-          <w:tcPr>
-            <w:tcW w:w="810" w:type="dxa"/>
-          </w:tcPr>
-          <w:p>
-            <w:pPr>
-              <w:jc w:val="center"/>
-              <w:rPr>
-                <w:rFonts w:ascii="Cambria" w:hAnsi="Cambria"/>
-              </w:rPr>
-            </w:pPr>
-            <w:r>
-              <w:rPr>
-                <w:rFonts w:ascii="Cambria" w:hAnsi="Cambria"/>
-              </w:rPr>
-              <w:t>-</w:t>
-            </w:r>
-          </w:p>
-        </w:tc>
-        <w:tc>
-          <w:tcPr>
-            <w:tcW w:w="810" w:type="dxa"/>
-          </w:tcPr>
-          <w:p>
-            <w:pPr>
-              <w:jc w:val="center"/>
-              <w:rPr>
-                <w:rFonts w:ascii="Cambria" w:hAnsi="Cambria"/>
-              </w:rPr>
-            </w:pPr>
-            <w:r>
-              <w:rPr>
-                <w:rFonts w:ascii="Cambria" w:hAnsi="Cambria"/>
-              </w:rPr>
-              <w:t>12</w:t>
-            </w:r>
-          </w:p>
-        </w:tc>
-      </w:tr>
-      <w:tr>
-        <w:trPr>
-          <w:jc w:val="center"/>
-        </w:trPr>
-        <w:tc>
-          <w:tcPr>
-            <w:tcW w:w="4756" w:type="dxa"/>
-          </w:tcPr>
-          <w:p>
-            <w:pPr>
-              <w:rPr>
-                <w:rFonts w:ascii="Cambria" w:hAnsi="Cambria"/>
-              </w:rPr>
-            </w:pPr>
-            <w:r>
-              <w:rPr>
-                <w:rFonts w:ascii="Cambria" w:hAnsi="Cambria"/>
-              </w:rPr>
-              <w:t>Remaja</w:t>
-            </w:r>
-          </w:p>
-        </w:tc>
-        <w:tc>
-          <w:tcPr>
-            <w:tcW w:w="900" w:type="dxa"/>
-          </w:tcPr>
-          <w:p>
-            <w:pPr>
-              <w:jc w:val="center"/>
-              <w:rPr>
-                <w:rFonts w:ascii="Cambria" w:hAnsi="Cambria"/>
-              </w:rPr>
-            </w:pPr>
-            <w:r>
-              <w:rPr>
-                <w:rFonts w:ascii="Cambria" w:hAnsi="Cambria"/>
-              </w:rPr>
-              <w:t>10</w:t>
-            </w:r>
-          </w:p>
-        </w:tc>
-        <w:tc>
-          <w:tcPr>
-            <w:tcW w:w="900" w:type="dxa"/>
-          </w:tcPr>
-          <w:p>
-            <w:pPr>
-              <w:jc w:val="center"/>
-              <w:rPr>
-                <w:rFonts w:ascii="Cambria" w:hAnsi="Cambria"/>
-              </w:rPr>
-            </w:pPr>
-            <w:r>
-              <w:rPr>
-                <w:rFonts w:ascii="Cambria" w:hAnsi="Cambria"/>
-              </w:rPr>
-              <w:t>12</w:t>
-            </w:r>
-          </w:p>
-        </w:tc>
-        <w:tc>
-          <w:tcPr>
-            <w:tcW w:w="810" w:type="dxa"/>
-          </w:tcPr>
-          <w:p>
-            <w:pPr>
-              <w:jc w:val="center"/>
-              <w:rPr>
-                <w:rFonts w:ascii="Cambria" w:hAnsi="Cambria"/>
-              </w:rPr>
-            </w:pPr>
-            <w:r>
-              <w:rPr>
-                <w:rFonts w:ascii="Cambria" w:hAnsi="Cambria"/>
-              </w:rPr>
-              <w:t>18</w:t>
-            </w:r>
-          </w:p>
-        </w:tc>
-        <w:tc>
-          <w:tcPr>
-            <w:tcW w:w="810" w:type="dxa"/>
-          </w:tcPr>
-          <w:p>
-            <w:pPr>
-              <w:jc w:val="center"/>
-              <w:rPr>
-                <w:rFonts w:ascii="Cambria" w:hAnsi="Cambria"/>
-              </w:rPr>
-            </w:pPr>
-            <w:r>
-              <w:rPr>
-                <w:rFonts w:ascii="Cambria" w:hAnsi="Cambria"/>
-              </w:rPr>
-              <w:t>20</w:t>
-            </w:r>
-          </w:p>
-        </w:tc>
-      </w:tr>
-      <w:tr>
-        <w:trPr>
-          <w:jc w:val="center"/>
-        </w:trPr>
-        <w:tc>
-          <w:tcPr>
-            <w:tcW w:w="4756" w:type="dxa"/>
-          </w:tcPr>
-          <w:p>
-            <w:pPr>
-              <w:rPr>
-                <w:rFonts w:ascii="Cambria" w:hAnsi="Cambria"/>
-              </w:rPr>
-            </w:pPr>
-            <w:r>
-              <w:rPr>
-                <w:rFonts w:ascii="Cambria" w:hAnsi="Cambria"/>
-              </w:rPr>
-              <w:t>Pemuda</w:t>
-            </w:r>
-          </w:p>
-        </w:tc>
-        <w:tc>
-          <w:tcPr>
-            <w:tcW w:w="900" w:type="dxa"/>
-          </w:tcPr>
-          <w:p>
-            <w:pPr>
-              <w:jc w:val="center"/>
-              <w:rPr>
-                <w:rFonts w:ascii="Cambria" w:hAnsi="Cambria"/>
-              </w:rPr>
-            </w:pPr>
-            <w:r>
-              <w:rPr>
-                <w:rFonts w:ascii="Cambria" w:hAnsi="Cambria"/>
-              </w:rPr>
-              <w:t>15</w:t>
-            </w:r>
-          </w:p>
-        </w:tc>
-        <w:tc>
-          <w:tcPr>
-            <w:tcW w:w="900" w:type="dxa"/>
-          </w:tcPr>
-          <w:p>
-            <w:pPr>
-              <w:jc w:val="center"/>
-              <w:rPr>
-                <w:rFonts w:ascii="Cambria" w:hAnsi="Cambria"/>
-              </w:rPr>
-            </w:pPr>
-            <w:r>
-              <w:rPr>
-                <w:rFonts w:ascii="Cambria" w:hAnsi="Cambria"/>
-              </w:rPr>
-              <w:t>18</w:t>
-            </w:r>
-          </w:p>
-        </w:tc>
-        <w:tc>
-          <w:tcPr>
-            <w:tcW w:w="810" w:type="dxa"/>
-          </w:tcPr>
-          <w:p>
-            <w:pPr>
-              <w:jc w:val="center"/>
-              <w:rPr>
-                <w:rFonts w:ascii="Cambria" w:hAnsi="Cambria"/>
-              </w:rPr>
-            </w:pPr>
-            <w:r>
-              <w:rPr>
-                <w:rFonts w:ascii="Cambria" w:hAnsi="Cambria"/>
-              </w:rPr>
-              <w:t>22</w:t>
-            </w:r>
-          </w:p>
-        </w:tc>
-        <w:tc>
-          <w:tcPr>
-            <w:tcW w:w="810" w:type="dxa"/>
-          </w:tcPr>
-          <w:p>
-            <w:pPr>
-              <w:jc w:val="center"/>
-              <w:rPr>
-                <w:rFonts w:ascii="Cambria" w:hAnsi="Cambria"/>
-              </w:rPr>
-            </w:pPr>
-            <w:r>
-              <w:rPr>
-                <w:rFonts w:ascii="Cambria" w:hAnsi="Cambria"/>
-              </w:rPr>
-              <w:t>25</w:t>
-            </w:r>
-          </w:p>
-        </w:tc>
-      </w:tr>
-      <w:tr>
-        <w:trPr>
-          <w:jc w:val="center"/>
-        </w:trPr>
-        <w:tc>
-          <w:tcPr>
-            <w:tcW w:w="4756" w:type="dxa"/>
-          </w:tcPr>
-          <w:p>
-            <w:pPr>
-              <w:rPr>
-                <w:rFonts w:ascii="Cambria" w:hAnsi="Cambria"/>
-              </w:rPr>
-            </w:pPr>
-            <w:r>
-              <w:rPr>
-                <w:rFonts w:ascii="Cambria" w:hAnsi="Cambria"/>
-              </w:rPr>
-              <w:t>Dewasa</w:t>
-            </w:r>
-          </w:p>
-        </w:tc>
-        <w:tc>
-          <w:tcPr>
-            <w:tcW w:w="900" w:type="dxa"/>
-          </w:tcPr>
-          <w:p>
-            <w:pPr>
-              <w:jc w:val="center"/>
-              <w:rPr>
-                <w:rFonts w:ascii="Cambria" w:hAnsi="Cambria"/>
-              </w:rPr>
-            </w:pPr>
-            <w:r>
-              <w:rPr>
-                <w:rFonts w:ascii="Cambria" w:hAnsi="Cambria"/>
-              </w:rPr>
-              <w:t>18</w:t>
-            </w:r>
-          </w:p>
-        </w:tc>
-        <w:tc>
-          <w:tcPr>
-            <w:tcW w:w="900" w:type="dxa"/>
-          </w:tcPr>
-          <w:p>
-            <w:pPr>
-              <w:jc w:val="center"/>
-              <w:rPr>
-                <w:rFonts w:ascii="Cambria" w:hAnsi="Cambria"/>
-              </w:rPr>
-            </w:pPr>
-            <w:r>
-              <w:rPr>
-                <w:rFonts w:ascii="Cambria" w:hAnsi="Cambria"/>
-              </w:rPr>
-              <w:t>20</w:t>
-            </w:r>
-          </w:p>
-        </w:tc>
-        <w:tc>
-          <w:tcPr>
-            <w:tcW w:w="810" w:type="dxa"/>
-          </w:tcPr>
-          <w:p>
-            <w:pPr>
-              <w:jc w:val="center"/>
-              <w:rPr>
-                <w:rFonts w:ascii="Cambria" w:hAnsi="Cambria"/>
-              </w:rPr>
-            </w:pPr>
-            <w:r>
-              <w:rPr>
-                <w:rFonts w:ascii="Cambria" w:hAnsi="Cambria"/>
-              </w:rPr>
-              <w:t>60</w:t>
-            </w:r>
-          </w:p>
-        </w:tc>
-        <w:tc>
-          <w:tcPr>
-            <w:tcW w:w="810" w:type="dxa"/>
-          </w:tcPr>
-          <w:p>
-            <w:pPr>
-              <w:jc w:val="center"/>
-              <w:rPr>
-                <w:rFonts w:ascii="Cambria" w:hAnsi="Cambria"/>
-              </w:rPr>
-            </w:pPr>
-            <w:r>
-              <w:rPr>
-                <w:rFonts w:ascii="Cambria" w:hAnsi="Cambria"/>
-              </w:rPr>
-              <w:t>65</w:t>
-            </w:r>
-          </w:p>
-        </w:tc>
-      </w:tr>
-      <w:tr>
-        <w:trPr>
-          <w:jc w:val="center"/>
-        </w:trPr>
-        <w:tc>
-          <w:tcPr>
-            <w:tcW w:w="4756" w:type="dxa"/>
-          </w:tcPr>
-          <w:p>
-            <w:pPr>
-              <w:rPr>
-                <w:rFonts w:ascii="Cambria" w:hAnsi="Cambria"/>
-              </w:rPr>
-            </w:pPr>
-            <w:r>
-              <w:rPr>
-                <w:rFonts w:ascii="Cambria" w:hAnsi="Cambria"/>
-              </w:rPr>
-              <w:t>Lanjut Usia</w:t>
-            </w:r>
-          </w:p>
-        </w:tc>
-        <w:tc>
-          <w:tcPr>
-            <w:tcW w:w="900" w:type="dxa"/>
-          </w:tcPr>
-          <w:p>
-            <w:pPr>
-              <w:jc w:val="center"/>
-              <w:rPr>
-                <w:rFonts w:ascii="Cambria" w:hAnsi="Cambria"/>
-              </w:rPr>
-            </w:pPr>
-            <w:r>
-              <w:rPr>
-                <w:rFonts w:ascii="Cambria" w:hAnsi="Cambria"/>
-              </w:rPr>
-              <w:t>60</w:t>
-            </w:r>
-          </w:p>
-        </w:tc>
-        <w:tc>
-          <w:tcPr>
-            <w:tcW w:w="900" w:type="dxa"/>
-          </w:tcPr>
-          <w:p>
-            <w:pPr>
-              <w:jc w:val="center"/>
-              <w:rPr>
-                <w:rFonts w:ascii="Cambria" w:hAnsi="Cambria"/>
-              </w:rPr>
-            </w:pPr>
-            <w:r>
-              <w:rPr>
-                <w:rFonts w:ascii="Cambria" w:hAnsi="Cambria"/>
-              </w:rPr>
-              <w:t>65</w:t>
-            </w:r>
-          </w:p>
-        </w:tc>
-        <w:tc>
-          <w:tcPr>
-            <w:tcW w:w="810" w:type="dxa"/>
-          </w:tcPr>
-          <w:p>
-            <w:pPr>
-              <w:jc w:val="center"/>
-              <w:rPr>
-                <w:rFonts w:ascii="Cambria" w:hAnsi="Cambria"/>
-              </w:rPr>
-            </w:pPr>
-            <w:r>
-              <w:rPr>
-                <w:rFonts w:ascii="Cambria" w:hAnsi="Cambria"/>
-              </w:rPr>
-              <w:t>75</w:t>
-            </w:r>
-          </w:p>
-        </w:tc>
-        <w:tc>
-          <w:tcPr>
-            <w:tcW w:w="810" w:type="dxa"/>
-          </w:tcPr>
-          <w:p>
-            <w:pPr>
-              <w:jc w:val="center"/>
-              <w:rPr>
-                <w:rFonts w:ascii="Cambria" w:hAnsi="Cambria"/>
-              </w:rPr>
-            </w:pPr>
-            <w:r>
-              <w:rPr>
-                <w:rFonts w:ascii="Cambria" w:hAnsi="Cambria"/>
-              </w:rPr>
-              <w:t>80</w:t>
-            </w:r>
-          </w:p>
-        </w:tc>
-      </w:tr>
-    </w:tbl>
-    <w:p>
-      <w:pPr>
-        <w:rPr>
-          <w:rFonts w:ascii="Cambria" w:hAnsi="Cambria"/>
-          <w:b/>
-        </w:rPr>
-      </w:pPr>
-    </w:p>
-    <w:p>
-      <w:pPr>
-        <w:pStyle w:val="ListParagraph"/>
-        <w:numPr>
-          <w:ilvl w:val="0"/>
-          <w:numId w:val="19"/>
-        </w:numPr>
-        <w:spacing w:line="360" w:lineRule="auto"/>
-        <w:ind w:left="450"/>
-        <w:jc w:val="both"/>
-        <w:rPr>
-          <w:rFonts w:ascii="Cambria" w:hAnsi="Cambria"/>
-        </w:rPr>
-      </w:pPr>
-      <w:r>
-        <w:rPr>
-          <w:rFonts w:ascii="Cambria" w:hAnsi="Cambria"/>
-          <w:b/>
-        </w:rPr>
+        <w:lastRenderedPageBreak/>
         <w:t xml:space="preserve"> </w:t>
       </w:r>
       <w:r>
@@ -4959,11 +4298,71 @@
         <w:spacing w:line="360" w:lineRule="auto"/>
         <w:ind w:hanging="180"/>
         <w:jc w:val="both"/>
-        <w:rPr>
-          <w:rFonts w:ascii="Cambria" w:hAnsi="Cambria"/>
-        </w:rPr>
-      </w:pPr>
-      <w:hyperlink r:id="rId9" w:history="1">
+      </w:pPr>
+      <w:r>
+        <w:rPr>
+          <w:rFonts w:ascii="Cambria" w:hAnsi="Cambria"/>
+          <w:noProof/>
+        </w:rPr>
+        <w:drawing>
+          <wp:anchor distT="0" distB="0" distL="114300" distR="114300" simplePos="0" relativeHeight="251661312" behindDoc="1" locked="0" layoutInCell="1" allowOverlap="1" wp14:anchorId="460FD2ED" wp14:editId="43874603">
+            <wp:simplePos x="0" y="0"/>
+            <wp:positionH relativeFrom="column">
+              <wp:posOffset>349250</wp:posOffset>
+            </wp:positionH>
+            <wp:positionV relativeFrom="paragraph">
+              <wp:posOffset>238760</wp:posOffset>
+            </wp:positionV>
+            <wp:extent cx="4483100" cy="3435350"/>
+            <wp:effectExtent l="0" t="0" r="0" b="0"/>
+            <wp:wrapTight wrapText="bothSides">
+              <wp:wrapPolygon edited="0">
+                <wp:start x="0" y="0"/>
+                <wp:lineTo x="0" y="21440"/>
+                <wp:lineTo x="21478" y="21440"/>
+                <wp:lineTo x="21478" y="0"/>
+                <wp:lineTo x="0" y="0"/>
+              </wp:wrapPolygon>
+            </wp:wrapTight>
+            <wp:docPr id="1580901952" name="Picture 1"/>
+            <wp:cNvGraphicFramePr>
+              <a:graphicFrameLocks xmlns:a="http://schemas.openxmlformats.org/drawingml/2006/main" noChangeAspect="1"/>
+            </wp:cNvGraphicFramePr>
+            <a:graphic xmlns:a="http://schemas.openxmlformats.org/drawingml/2006/main">
+              <a:graphicData uri="http://schemas.openxmlformats.org/drawingml/2006/picture">
+                <pic:pic xmlns:pic="http://schemas.openxmlformats.org/drawingml/2006/picture">
+                  <pic:nvPicPr>
+                    <pic:cNvPr id="1580901952" name="Picture 1580901952"/>
+                    <pic:cNvPicPr/>
+                  </pic:nvPicPr>
+                  <pic:blipFill>
+                    <a:blip r:embed="rId9"/>
+                    <a:stretch>
+                      <a:fillRect/>
+                    </a:stretch>
+                  </pic:blipFill>
+                  <pic:spPr>
+                    <a:xfrm>
+                      <a:off x="0" y="0"/>
+                      <a:ext cx="4483100" cy="3435350"/>
+                    </a:xfrm>
+                    <a:prstGeom prst="rect">
+                      <a:avLst/>
+                    </a:prstGeom>
+                  </pic:spPr>
+                </pic:pic>
+              </a:graphicData>
+            </a:graphic>
+            <wp14:sizeRelH relativeFrom="margin">
+              <wp14:pctWidth>0</wp14:pctWidth>
+            </wp14:sizeRelH>
+            <wp14:sizeRelV relativeFrom="margin">
+              <wp14:pctHeight>0</wp14:pctHeight>
+            </wp14:sizeRelV>
+          </wp:anchor>
+        </w:drawing>
+      </w:r>
+      <w:hyperlink r:id="rId10" w:history="1">
         <w:r>
           <w:rPr>
             <w:rStyle w:val="Hyperlink"/>
@@ -4977,6 +4376,7 @@
       <w:pPr>
         <w:pStyle w:val="ListParagraph"/>
         <w:spacing w:line="360" w:lineRule="auto"/>
+        <w:ind w:hanging="180"/>
         <w:jc w:val="both"/>
         <w:rPr>
           <w:rFonts w:ascii="Cambria" w:hAnsi="Cambria"/>
@@ -5030,6 +4430,247 @@
         <w:jc w:val="both"/>
         <w:rPr>
           <w:rFonts w:ascii="Cambria" w:hAnsi="Cambria"/>
+        </w:rPr>
+      </w:pPr>
+    </w:p>
+    <w:p>
+      <w:pPr>
+        <w:spacing w:line="360" w:lineRule="auto"/>
+        <w:jc w:val="both"/>
+        <w:rPr>
+          <w:rFonts w:ascii="Cambria" w:hAnsi="Cambria"/>
+          <w:b/>
+          <w:bCs/>
+        </w:rPr>
+      </w:pPr>
+    </w:p>
+    <w:p>
+      <w:pPr>
+        <w:pStyle w:val="ListParagraph"/>
+        <w:spacing w:line="360" w:lineRule="auto"/>
+        <w:jc w:val="both"/>
+        <w:rPr>
+          <w:rFonts w:ascii="Cambria" w:hAnsi="Cambria"/>
+          <w:b/>
+          <w:bCs/>
+        </w:rPr>
+      </w:pPr>
+    </w:p>
+    <w:p>
+      <w:pPr>
+        <w:pStyle w:val="ListParagraph"/>
+        <w:spacing w:line="360" w:lineRule="auto"/>
+        <w:ind w:left="450"/>
+        <w:jc w:val="both"/>
+        <w:rPr>
+          <w:rFonts w:ascii="Cambria" w:hAnsi="Cambria"/>
+          <w:b/>
+          <w:bCs/>
+        </w:rPr>
+      </w:pPr>
+    </w:p>
+    <w:p>
+      <w:pPr>
+        <w:spacing w:line="360" w:lineRule="auto"/>
+        <w:ind w:left="4410"/>
+        <w:jc w:val="both"/>
+        <w:rPr>
+          <w:rFonts w:ascii="Cambria" w:hAnsi="Cambria"/>
+          <w:b/>
+        </w:rPr>
+      </w:pPr>
+    </w:p>
+    <w:p>
+      <w:pPr>
+        <w:spacing w:line="360" w:lineRule="auto"/>
+        <w:ind w:left="4410"/>
+        <w:jc w:val="both"/>
+        <w:rPr>
+          <w:rFonts w:ascii="Cambria" w:hAnsi="Cambria"/>
+          <w:b/>
+        </w:rPr>
+      </w:pPr>
+      <w:r>
+        <w:rPr>
+          <w:noProof/>
+        </w:rPr>
+        <w:drawing>
+          <wp:anchor distT="0" distB="0" distL="114300" distR="114300" simplePos="0" relativeHeight="251660288" behindDoc="1" locked="0" layoutInCell="1" allowOverlap="1" wp14:anchorId="047860AF" wp14:editId="636E5CD4">
+            <wp:simplePos x="0" y="0"/>
+            <wp:positionH relativeFrom="column">
+              <wp:posOffset>355600</wp:posOffset>
+            </wp:positionH>
+            <wp:positionV relativeFrom="paragraph">
+              <wp:posOffset>217805</wp:posOffset>
+            </wp:positionV>
+            <wp:extent cx="4476750" cy="3911600"/>
+            <wp:effectExtent l="0" t="0" r="0" b="0"/>
+            <wp:wrapTight wrapText="bothSides">
+              <wp:wrapPolygon edited="0">
+                <wp:start x="0" y="0"/>
+                <wp:lineTo x="0" y="21460"/>
+                <wp:lineTo x="21508" y="21460"/>
+                <wp:lineTo x="21508" y="0"/>
+                <wp:lineTo x="0" y="0"/>
+              </wp:wrapPolygon>
+            </wp:wrapTight>
+            <wp:docPr id="228841434" name="Picture 2"/>
+            <wp:cNvGraphicFramePr>
+              <a:graphicFrameLocks xmlns:a="http://schemas.openxmlformats.org/drawingml/2006/main" noChangeAspect="1"/>
+            </wp:cNvGraphicFramePr>
+            <a:graphic xmlns:a="http://schemas.openxmlformats.org/drawingml/2006/main">
+              <a:graphicData uri="http://schemas.openxmlformats.org/drawingml/2006/picture">
+                <pic:pic xmlns:pic="http://schemas.openxmlformats.org/drawingml/2006/picture">
+                  <pic:nvPicPr>
+                    <pic:cNvPr id="228841434" name="Picture 228841434"/>
+                    <pic:cNvPicPr/>
+                  </pic:nvPicPr>
+                  <pic:blipFill>
+                    <a:blip r:embed="rId11"/>
+                    <a:stretch>
+                      <a:fillRect/>
+                    </a:stretch>
+                  </pic:blipFill>
+                  <pic:spPr>
+                    <a:xfrm>
+                      <a:off x="0" y="0"/>
+                      <a:ext cx="4476750" cy="3911600"/>
+                    </a:xfrm>
+                    <a:prstGeom prst="rect">
+                      <a:avLst/>
+                    </a:prstGeom>
+                  </pic:spPr>
+                </pic:pic>
+              </a:graphicData>
+            </a:graphic>
+            <wp14:sizeRelH relativeFrom="margin">
+              <wp14:pctWidth>0</wp14:pctWidth>
+            </wp14:sizeRelH>
+            <wp14:sizeRelV relativeFrom="margin">
+              <wp14:pctHeight>0</wp14:pctHeight>
+            </wp14:sizeRelV>
+          </wp:anchor>
+        </w:drawing>
+      </w:r>
+    </w:p>
+    <w:p>
+      <w:pPr>
+        <w:spacing w:line="360" w:lineRule="auto"/>
+        <w:ind w:left="4410"/>
+        <w:jc w:val="both"/>
+        <w:rPr>
+          <w:rFonts w:ascii="Cambria" w:hAnsi="Cambria"/>
+          <w:b/>
+        </w:rPr>
+      </w:pPr>
+    </w:p>
+    <w:p>
+      <w:pPr>
+        <w:spacing w:line="360" w:lineRule="auto"/>
+        <w:ind w:left="4410"/>
+        <w:jc w:val="both"/>
+        <w:rPr>
+          <w:rFonts w:ascii="Cambria" w:hAnsi="Cambria"/>
+          <w:b/>
+        </w:rPr>
+      </w:pPr>
+    </w:p>
+    <w:p>
+      <w:pPr>
+        <w:spacing w:line="360" w:lineRule="auto"/>
+        <w:ind w:left="4410"/>
+        <w:jc w:val="both"/>
+        <w:rPr>
+          <w:rFonts w:ascii="Cambria" w:hAnsi="Cambria"/>
+          <w:b/>
+        </w:rPr>
+      </w:pPr>
+    </w:p>
+    <w:p>
+      <w:pPr>
+        <w:spacing w:line="360" w:lineRule="auto"/>
+        <w:ind w:left="4410"/>
+        <w:jc w:val="both"/>
+        <w:rPr>
+          <w:rFonts w:ascii="Cambria" w:hAnsi="Cambria"/>
+          <w:b/>
+        </w:rPr>
+      </w:pPr>
+    </w:p>
+    <w:p>
+      <w:pPr>
+        <w:spacing w:line="360" w:lineRule="auto"/>
+        <w:ind w:left="4410"/>
+        <w:jc w:val="both"/>
+        <w:rPr>
+          <w:rFonts w:ascii="Cambria" w:hAnsi="Cambria"/>
+          <w:b/>
+        </w:rPr>
+      </w:pPr>
+    </w:p>
+    <w:p>
+      <w:pPr>
+        <w:spacing w:line="360" w:lineRule="auto"/>
+        <w:ind w:left="4410"/>
+        <w:jc w:val="both"/>
+        <w:rPr>
+          <w:rFonts w:ascii="Cambria" w:hAnsi="Cambria"/>
+          <w:b/>
+        </w:rPr>
+      </w:pPr>
+    </w:p>
+    <w:p>
+      <w:pPr>
+        <w:spacing w:line="360" w:lineRule="auto"/>
+        <w:ind w:left="4410"/>
+        <w:jc w:val="both"/>
+        <w:rPr>
+          <w:rFonts w:ascii="Cambria" w:hAnsi="Cambria"/>
+          <w:b/>
+        </w:rPr>
+      </w:pPr>
+    </w:p>
+    <w:p>
+      <w:pPr>
+        <w:spacing w:line="360" w:lineRule="auto"/>
+        <w:ind w:left="4410"/>
+        <w:jc w:val="both"/>
+        <w:rPr>
+          <w:rFonts w:ascii="Cambria" w:hAnsi="Cambria"/>
+          <w:b/>
+        </w:rPr>
+      </w:pPr>
+    </w:p>
+    <w:p>
+      <w:pPr>
+        <w:spacing w:line="360" w:lineRule="auto"/>
+        <w:ind w:left="4410"/>
+        <w:jc w:val="both"/>
+        <w:rPr>
+          <w:rFonts w:ascii="Cambria" w:hAnsi="Cambria"/>
+          <w:b/>
+        </w:rPr>
+      </w:pPr>
+    </w:p>
+    <w:p>
+      <w:pPr>
+        <w:spacing w:line="360" w:lineRule="auto"/>
+        <w:ind w:left="4410"/>
+        <w:jc w:val="both"/>
+        <w:rPr>
+          <w:rFonts w:ascii="Cambria" w:hAnsi="Cambria"/>
+          <w:b/>
+        </w:rPr>
+      </w:pPr>
+    </w:p>
+    <w:p>
+      <w:pPr>
+        <w:spacing w:line="360" w:lineRule="auto"/>
+        <w:ind w:left="4410"/>
+        <w:jc w:val="both"/>
+        <w:rPr>
+          <w:rFonts w:ascii="Cambria" w:hAnsi="Cambria"/>
+          <w:b/>
         </w:rPr>
       </w:pPr>
     </w:p>
@@ -5046,25 +4687,21 @@
         <w:rPr>
           <w:rFonts w:ascii="Cambria" w:hAnsi="Cambria"/>
           <w:b/>
-          <w:bCs/>
-        </w:rPr>
-      </w:pPr>
-      <w:r>
-        <w:rPr>
-          <w:rFonts w:ascii="Cambria" w:hAnsi="Cambria"/>
-          <w:b/>
-          <w:bCs/>
+        </w:rPr>
+      </w:pPr>
+      <w:r>
+        <w:rPr>
           <w:noProof/>
         </w:rPr>
         <w:lastRenderedPageBreak/>
         <w:drawing>
-          <wp:anchor distT="0" distB="0" distL="114300" distR="114300" simplePos="0" relativeHeight="251659264" behindDoc="1" locked="0" layoutInCell="1" allowOverlap="1" wp14:anchorId="5CE6D401" wp14:editId="5D2A7964">
+          <wp:anchor distT="0" distB="0" distL="114300" distR="114300" simplePos="0" relativeHeight="251659264" behindDoc="1" locked="0" layoutInCell="1" allowOverlap="1" wp14:anchorId="5CE6D401" wp14:editId="5055B0FC">
             <wp:simplePos x="0" y="0"/>
-            <wp:positionH relativeFrom="column">
-              <wp:posOffset>353028</wp:posOffset>
+            <wp:positionH relativeFrom="page">
+              <wp:posOffset>1244600</wp:posOffset>
             </wp:positionH>
             <wp:positionV relativeFrom="paragraph">
-              <wp:posOffset>309752</wp:posOffset>
+              <wp:posOffset>297180</wp:posOffset>
             </wp:positionV>
             <wp:extent cx="5943600" cy="2820035"/>
             <wp:effectExtent l="0" t="0" r="0" b="0"/>
@@ -5089,7 +4726,7 @@
                     <pic:cNvPicPr/>
                   </pic:nvPicPr>
                   <pic:blipFill>
-                    <a:blip r:embed="rId10"/>
+                    <a:blip r:embed="rId12"/>
                     <a:stretch>
                       <a:fillRect/>
                     </a:stretch>
@@ -5112,162 +4749,10 @@
       <w:r>
         <w:rPr>
           <w:rFonts w:ascii="Cambria" w:hAnsi="Cambria"/>
-        </w:rPr>
-        <w:t xml:space="preserve"> </w:t>
-      </w:r>
-      <w:r>
-        <w:rPr>
-          <w:rFonts w:ascii="Cambria" w:hAnsi="Cambria"/>
           <w:b/>
-          <w:bCs/>
-        </w:rPr>
-        <w:t>GRAFIK</w:t>
-      </w:r>
-    </w:p>
-    <w:p>
-      <w:pPr>
-        <w:pStyle w:val="ListParagraph"/>
-        <w:spacing w:line="360" w:lineRule="auto"/>
-        <w:jc w:val="both"/>
-        <w:rPr>
-          <w:rFonts w:ascii="Cambria" w:hAnsi="Cambria"/>
-          <w:b/>
-          <w:bCs/>
-        </w:rPr>
-      </w:pPr>
-    </w:p>
-    <w:p>
-      <w:pPr>
-        <w:pStyle w:val="ListParagraph"/>
-        <w:spacing w:line="360" w:lineRule="auto"/>
-        <w:ind w:left="450"/>
-        <w:jc w:val="both"/>
-        <w:rPr>
-          <w:rFonts w:ascii="Cambria" w:hAnsi="Cambria"/>
-          <w:b/>
-          <w:bCs/>
-        </w:rPr>
-      </w:pPr>
-    </w:p>
-    <w:p>
-      <w:pPr>
-        <w:spacing w:line="360" w:lineRule="auto"/>
-        <w:ind w:left="4410"/>
-        <w:jc w:val="both"/>
-        <w:rPr>
-          <w:rFonts w:ascii="Cambria" w:hAnsi="Cambria"/>
-          <w:b/>
-        </w:rPr>
-      </w:pPr>
-    </w:p>
-    <w:p>
-      <w:pPr>
-        <w:spacing w:line="360" w:lineRule="auto"/>
-        <w:ind w:left="4410"/>
-        <w:jc w:val="both"/>
-        <w:rPr>
-          <w:rFonts w:ascii="Cambria" w:hAnsi="Cambria"/>
-          <w:b/>
-        </w:rPr>
-      </w:pPr>
-    </w:p>
-    <w:p>
-      <w:pPr>
-        <w:spacing w:line="360" w:lineRule="auto"/>
-        <w:ind w:left="4410"/>
-        <w:jc w:val="both"/>
-        <w:rPr>
-          <w:rFonts w:ascii="Cambria" w:hAnsi="Cambria"/>
-          <w:b/>
-        </w:rPr>
-      </w:pPr>
-    </w:p>
-    <w:p>
-      <w:pPr>
-        <w:spacing w:line="360" w:lineRule="auto"/>
-        <w:ind w:left="4410"/>
-        <w:jc w:val="both"/>
-        <w:rPr>
-          <w:rFonts w:ascii="Cambria" w:hAnsi="Cambria"/>
-          <w:b/>
-        </w:rPr>
-      </w:pPr>
-    </w:p>
-    <w:p>
-      <w:pPr>
-        <w:spacing w:line="360" w:lineRule="auto"/>
-        <w:ind w:left="4410"/>
-        <w:jc w:val="both"/>
-        <w:rPr>
-          <w:rFonts w:ascii="Cambria" w:hAnsi="Cambria"/>
-          <w:b/>
-        </w:rPr>
-      </w:pPr>
-    </w:p>
-    <w:p>
-      <w:pPr>
-        <w:spacing w:line="360" w:lineRule="auto"/>
-        <w:ind w:left="4410"/>
-        <w:jc w:val="both"/>
-        <w:rPr>
-          <w:rFonts w:ascii="Cambria" w:hAnsi="Cambria"/>
-          <w:b/>
-        </w:rPr>
-      </w:pPr>
-    </w:p>
-    <w:p>
-      <w:pPr>
-        <w:spacing w:line="360" w:lineRule="auto"/>
-        <w:ind w:left="4410"/>
-        <w:jc w:val="both"/>
-        <w:rPr>
-          <w:rFonts w:ascii="Cambria" w:hAnsi="Cambria"/>
-          <w:b/>
-        </w:rPr>
-      </w:pPr>
-    </w:p>
-    <w:p>
-      <w:pPr>
-        <w:spacing w:line="360" w:lineRule="auto"/>
-        <w:ind w:left="4410"/>
-        <w:jc w:val="both"/>
-        <w:rPr>
-          <w:rFonts w:ascii="Cambria" w:hAnsi="Cambria"/>
-          <w:b/>
-        </w:rPr>
-      </w:pPr>
-    </w:p>
-    <w:p>
-      <w:pPr>
-        <w:spacing w:line="360" w:lineRule="auto"/>
-        <w:ind w:left="4410"/>
-        <w:jc w:val="both"/>
-        <w:rPr>
-          <w:rFonts w:ascii="Cambria" w:hAnsi="Cambria"/>
-          <w:b/>
-        </w:rPr>
-      </w:pPr>
-    </w:p>
-    <w:p>
-      <w:pPr>
-        <w:spacing w:line="360" w:lineRule="auto"/>
-        <w:ind w:left="4410"/>
-        <w:jc w:val="both"/>
-        <w:rPr>
-          <w:rFonts w:ascii="Cambria" w:hAnsi="Cambria"/>
-          <w:b/>
-        </w:rPr>
-      </w:pPr>
-    </w:p>
-    <w:p>
-      <w:pPr>
-        <w:spacing w:line="360" w:lineRule="auto"/>
-        <w:jc w:val="both"/>
-        <w:rPr>
-          <w:rFonts w:ascii="Cambria" w:hAnsi="Cambria"/>
-          <w:b/>
-        </w:rPr>
-      </w:pPr>
+        </w:rPr>
+        <w:t xml:space="preserve"> Grafik</w:t>
+      </w:r>
     </w:p>
     <w:p>
       <w:pPr>
@@ -5298,7 +4783,13 @@
           <w:rFonts w:ascii="Cambria" w:hAnsi="Cambria"/>
           <w:b/>
         </w:rPr>
-        <w:lastRenderedPageBreak/>
+        <w:t xml:space="preserve"> </w:t>
+      </w:r>
+      <w:r>
+        <w:rPr>
+          <w:rFonts w:ascii="Cambria" w:hAnsi="Cambria"/>
+          <w:b/>
+        </w:rPr>
         <w:t>KESIMPULAN</w:t>
       </w:r>
     </w:p>
@@ -5335,7 +4826,7 @@
       </w:r>
     </w:p>
     <w:sectPr>
-      <w:footerReference w:type="default" r:id="rId11"/>
+      <w:footerReference w:type="default" r:id="rId13"/>
       <w:pgSz w:w="12240" w:h="15840"/>
       <w:pgMar w:top="1152" w:right="1440" w:bottom="1152" w:left="1440" w:header="720" w:footer="720" w:gutter="0"/>
       <w:cols w:space="720"/>
